--- a/Лаб2/Lab2/Отчёт Кухарев.docx
+++ b/Лаб2/Lab2/Отчёт Кухарев.docx
@@ -1088,7 +1088,7 @@
           <v:shape id="_x0000_i1025" type="#_x0000_t75" style="width:276.6pt;height:621pt" o:ole="">
             <v:imagedata r:id="rId9" o:title=""/>
           </v:shape>
-          <o:OLEObject Type="Embed" ProgID="Visio.Drawing.15" ShapeID="_x0000_i1025" DrawAspect="Content" ObjectID="_1826192533" r:id="rId10"/>
+          <o:OLEObject Type="Embed" ProgID="Visio.Drawing.15" ShapeID="_x0000_i1025" DrawAspect="Content" ObjectID="_1826469574" r:id="rId10"/>
         </w:object>
       </w:r>
     </w:p>
@@ -1114,7 +1114,7 @@
     <w:p>
       <w:pPr>
         <w:pStyle w:val="af5"/>
-        <w:ind w:firstLine="708"/>
+        <w:ind w:firstLine="851"/>
         <w:jc w:val="left"/>
         <w:rPr>
           <w:b/>
@@ -1133,10 +1133,9 @@
     <w:p>
       <w:pPr>
         <w:pStyle w:val="af5"/>
-        <w:ind w:firstLine="0"/>
+        <w:ind w:firstLine="851"/>
       </w:pPr>
       <w:r>
-        <w:tab/>
         <w:t xml:space="preserve">Пусть </w:t>
       </w:r>
       <w:r>
@@ -1168,6 +1167,7 @@
           <w:ilvl w:val="0"/>
           <w:numId w:val="1"/>
         </w:numPr>
+        <w:ind w:left="0" w:firstLine="851"/>
         <w:jc w:val="left"/>
         <w:rPr>
           <w:b/>
@@ -1185,6 +1185,7 @@
           <w:ilvl w:val="0"/>
           <w:numId w:val="1"/>
         </w:numPr>
+        <w:ind w:left="0" w:firstLine="851"/>
         <w:jc w:val="left"/>
         <w:rPr>
           <w:b/>
@@ -1202,6 +1203,7 @@
           <w:ilvl w:val="0"/>
           <w:numId w:val="1"/>
         </w:numPr>
+        <w:ind w:left="0" w:firstLine="851"/>
         <w:jc w:val="left"/>
         <w:rPr>
           <w:b/>
@@ -1215,7 +1217,7 @@
     <w:p>
       <w:pPr>
         <w:pStyle w:val="af5"/>
-        <w:ind w:firstLine="708"/>
+        <w:ind w:firstLine="851"/>
       </w:pPr>
       <w:r>
         <w:t xml:space="preserve">Лучший случай </w:t>
@@ -1305,7 +1307,7 @@
     <w:p>
       <w:pPr>
         <w:pStyle w:val="af5"/>
-        <w:ind w:firstLine="708"/>
+        <w:ind w:firstLine="851"/>
         <w:rPr>
           <w:lang w:val="en-US"/>
         </w:rPr>
@@ -1380,8 +1382,8 @@
         <w:tblLook w:val="04A0" w:firstRow="1" w:lastRow="0" w:firstColumn="1" w:lastColumn="0" w:noHBand="0" w:noVBand="1"/>
       </w:tblPr>
       <w:tblGrid>
-        <w:gridCol w:w="8859"/>
-        <w:gridCol w:w="496"/>
+        <w:gridCol w:w="8008"/>
+        <w:gridCol w:w="1347"/>
       </w:tblGrid>
       <w:tr>
         <w:tc>
@@ -1391,7 +1393,7 @@
           <w:p>
             <w:pPr>
               <w:pStyle w:val="af5"/>
-              <w:ind w:firstLine="0"/>
+              <w:ind w:firstLine="851"/>
               <w:rPr>
                 <w:lang w:val="en-US"/>
               </w:rPr>
@@ -1504,7 +1506,7 @@
           <w:p>
             <w:pPr>
               <w:pStyle w:val="af5"/>
-              <w:ind w:firstLine="0"/>
+              <w:ind w:firstLine="851"/>
               <w:rPr>
                 <w:lang w:val="en-US"/>
               </w:rPr>
@@ -1522,7 +1524,7 @@
     <w:p>
       <w:pPr>
         <w:pStyle w:val="af5"/>
-        <w:ind w:firstLine="708"/>
+        <w:ind w:firstLine="851"/>
         <w:rPr>
           <w:lang w:val="en-US"/>
         </w:rPr>
@@ -1531,7 +1533,7 @@
     <w:p>
       <w:pPr>
         <w:pStyle w:val="af5"/>
-        <w:ind w:left="60" w:firstLine="0"/>
+        <w:ind w:firstLine="851"/>
       </w:pPr>
       <w:r>
         <w:t>По правилам откидываем константу и берём самую быстро растущую часть, получаем</w:t>
@@ -1548,8 +1550,8 @@
         <w:tblLook w:val="04A0" w:firstRow="1" w:lastRow="0" w:firstColumn="1" w:lastColumn="0" w:noHBand="0" w:noVBand="1"/>
       </w:tblPr>
       <w:tblGrid>
-        <w:gridCol w:w="8755"/>
-        <w:gridCol w:w="530"/>
+        <w:gridCol w:w="7948"/>
+        <w:gridCol w:w="1347"/>
       </w:tblGrid>
       <w:tr>
         <w:tc>
@@ -1565,7 +1567,7 @@
           <w:p>
             <w:pPr>
               <w:pStyle w:val="af5"/>
-              <w:ind w:firstLine="0"/>
+              <w:ind w:firstLine="851"/>
               <w:jc w:val="left"/>
             </w:pPr>
             <m:oMathPara>
@@ -1639,7 +1641,7 @@
           <w:p>
             <w:pPr>
               <w:pStyle w:val="af5"/>
-              <w:ind w:firstLine="0"/>
+              <w:ind w:firstLine="851"/>
               <w:jc w:val="right"/>
               <w:rPr>
                 <w:lang w:val="en-US"/>
@@ -1689,7 +1691,7 @@
     <w:p>
       <w:pPr>
         <w:pStyle w:val="af5"/>
-        <w:ind w:firstLine="708"/>
+        <w:ind w:firstLine="851"/>
         <w:rPr>
           <w:b/>
           <w:bCs/>
@@ -1707,7 +1709,7 @@
     <w:p>
       <w:pPr>
         <w:pStyle w:val="af5"/>
-        <w:ind w:firstLine="708"/>
+        <w:ind w:firstLine="851"/>
         <w:rPr>
           <w:b/>
           <w:bCs/>
@@ -1717,7 +1719,7 @@
     <w:p>
       <w:pPr>
         <w:pStyle w:val="af5"/>
-        <w:ind w:firstLine="708"/>
+        <w:ind w:firstLine="851"/>
       </w:pPr>
       <w:r>
         <w:t>На рисунках 2-</w:t>
@@ -2130,6 +2132,9 @@
         <w:jc w:val="center"/>
       </w:pPr>
       <w:r>
+        <w:rPr>
+          <w:noProof/>
+        </w:rPr>
         <w:lastRenderedPageBreak/>
         <w:drawing>
           <wp:inline distT="0" distB="0" distL="0" distR="0" wp14:anchorId="1DB54D6D" wp14:editId="4F6812DB">
@@ -2197,7 +2202,7 @@
     <w:p>
       <w:pPr>
         <w:pStyle w:val="af5"/>
-        <w:ind w:firstLine="360"/>
+        <w:ind w:firstLine="851"/>
         <w:rPr>
           <w:b/>
           <w:bCs/>
@@ -2221,7 +2226,7 @@
     <w:p>
       <w:pPr>
         <w:pStyle w:val="af5"/>
-        <w:ind w:firstLine="360"/>
+        <w:ind w:firstLine="851"/>
         <w:rPr>
           <w:b/>
           <w:bCs/>
@@ -2268,6 +2273,7 @@
           <w:ilvl w:val="0"/>
           <w:numId w:val="2"/>
         </w:numPr>
+        <w:ind w:left="0" w:firstLine="851"/>
       </w:pPr>
       <w:r>
         <w:t xml:space="preserve">Худший случай состоит в расположении элементов сортировки в порядке убывания, что приводит к выполнению наибольшего количества операций </w:t>
@@ -2304,6 +2310,7 @@
           <w:ilvl w:val="0"/>
           <w:numId w:val="2"/>
         </w:numPr>
+        <w:ind w:left="0" w:firstLine="851"/>
       </w:pPr>
       <w:r>
         <w:t>Лучший случай позволяет обойти все элементы один раз</w:t>
@@ -2360,7 +2367,7 @@
     <w:p>
       <w:pPr>
         <w:pStyle w:val="af5"/>
-        <w:ind w:firstLine="360"/>
+        <w:ind w:firstLine="851"/>
       </w:pPr>
       <w:r>
         <w:t>Дальнейшим этапом стала разработка консольного приложения, реализующего алгоритм сортировки</w:t>
@@ -2378,10 +2385,16 @@
     <w:p>
       <w:pPr>
         <w:pStyle w:val="af5"/>
-        <w:ind w:firstLine="360"/>
+        <w:ind w:firstLine="851"/>
       </w:pPr>
       <w:r>
-        <w:t>На выходи получили программу, позволяющую использовать алгоритм Гномьей сортировки при различных форматах ввода данных</w:t>
+        <w:t xml:space="preserve">На выходи получили программу, позволяющую использовать алгоритм сортировки </w:t>
+      </w:r>
+      <w:r>
+        <w:t xml:space="preserve">расческой </w:t>
+      </w:r>
+      <w:r>
+        <w:t>при различных форматах ввода данных</w:t>
       </w:r>
       <w:r>
         <w:t>:</w:t>
@@ -2394,6 +2407,7 @@
           <w:ilvl w:val="0"/>
           <w:numId w:val="3"/>
         </w:numPr>
+        <w:ind w:left="0" w:firstLine="851"/>
         <w:rPr>
           <w:lang w:val="en-US"/>
         </w:rPr>
@@ -2415,6 +2429,7 @@
           <w:ilvl w:val="0"/>
           <w:numId w:val="3"/>
         </w:numPr>
+        <w:ind w:left="0" w:firstLine="851"/>
         <w:rPr>
           <w:lang w:val="en-US"/>
         </w:rPr>
@@ -2436,6 +2451,7 @@
           <w:ilvl w:val="0"/>
           <w:numId w:val="3"/>
         </w:numPr>
+        <w:ind w:left="0" w:firstLine="851"/>
         <w:rPr>
           <w:lang w:val="en-US"/>
         </w:rPr>
@@ -2447,7 +2463,7 @@
     <w:p>
       <w:pPr>
         <w:pStyle w:val="af5"/>
-        <w:ind w:left="360" w:firstLine="0"/>
+        <w:ind w:firstLine="851"/>
       </w:pPr>
       <w:r>
         <w:t>В результате программа реализует все вышеперечисленные форматы ввода безошибочно. Реализация самого алгоритма была подтверждена тестами</w:t>
